--- a/resume/Kristine-Joy-Torres-Resume.docx
+++ b/resume/Kristine-Joy-Torres-Resume.docx
@@ -28,7 +28,7 @@
           <w:color w:val="095B5D"/>
           <w:sz w:val="16"/>
         </w:rPr>
-        <w:t>INFORMATION TECHNOLOGY STUDENT  •  SOFTWARE DEVELOPMENT &amp; NETWORK ADMINISTRATION</w:t>
+        <w:t>INFORMATION TECHNOLOGY STUDENT  •  SOFTWARE, NETWORKING &amp; CREATIVE TECHNOLOGY</w:t>
       </w:r>
     </w:p>
     <w:p>
@@ -102,7 +102,7 @@
         <w:spacing w:after="40"/>
       </w:pPr>
       <w:r>
-        <w:t>Third-year Bachelor of Science in Information Technology student at the Polytechnic University of the Philippines with hands-on academic experience in Java and MySQL application development, responsive web technologies, and Cisco Packet Tracer network configuration. Collaborative team member with experience in project documentation, troubleshooting, and technical problem-solving. Interested in internship opportunities in software development, IT support, or network administration.</w:t>
+        <w:t>Third-year Bachelor of Science in Information Technology student at the Polytechnic University of the Philippines with academic experience in Java/MySQL development, Cisco Packet Tracer network administration, and Figma UI/UX prototyping. Collaborative team member and student leader with an interest in multimedia editing and digital design, seeking opportunities to apply and strengthen technical and creative skills.</w:t>
       </w:r>
     </w:p>
     <w:p>
@@ -210,16 +210,31 @@
       <w:r>
         <w:rPr>
           <w:b/>
-          <w:color w:val="1F333B"/>
-          <w:sz w:val="18"/>
         </w:rPr>
-        <w:t xml:space="preserve">Development &amp; Design Tools:  </w:t>
+        <w:t xml:space="preserve">Development Tools:  </w:t>
       </w:r>
       <w:r>
         <w:rPr>
-          <w:sz w:val="18"/>
+          <w:b w:val="0"/>
         </w:rPr>
-        <w:t>VS Code, Eclipse IDE, XAMPP, Git/GitHub, Figma, Canva</w:t>
+        <w:t>Visual Studio Code, Eclipse IDE, XAMPP, Git/GitHub</w:t>
+      </w:r>
+    </w:p>
+    <w:p>
+      <w:pPr>
+        <w:spacing w:after="20"/>
+      </w:pPr>
+      <w:r>
+        <w:rPr>
+          <w:b/>
+        </w:rPr>
+        <w:t xml:space="preserve">UI/UX &amp; Multimedia:  </w:t>
+      </w:r>
+      <w:r>
+        <w:rPr>
+          <w:b w:val="0"/>
+        </w:rPr>
+        <w:t>Figma, Canva, CapCut; basic familiarity with Adobe creative software</w:t>
       </w:r>
     </w:p>
     <w:p>
@@ -236,7 +251,7 @@
     <w:p>
       <w:pPr>
         <w:pStyle w:val="JobTitle"/>
-        <w:spacing w:before="80"/>
+        <w:spacing w:before="40"/>
       </w:pPr>
       <w:r>
         <w:rPr>
@@ -256,7 +271,7 @@
     <w:p>
       <w:pPr>
         <w:pStyle w:val="RegularSmall"/>
-        <w:spacing w:after="40"/>
+        <w:spacing w:after="20"/>
         <w:ind w:left="187"/>
       </w:pPr>
       <w:r>
@@ -266,7 +281,7 @@
     <w:p>
       <w:pPr>
         <w:pStyle w:val="JobTitle"/>
-        <w:spacing w:before="80"/>
+        <w:spacing w:before="40"/>
       </w:pPr>
       <w:r>
         <w:rPr>
@@ -286,7 +301,7 @@
     <w:p>
       <w:pPr>
         <w:pStyle w:val="RegularSmall"/>
-        <w:spacing w:after="40"/>
+        <w:spacing w:after="20"/>
         <w:ind w:left="187"/>
       </w:pPr>
       <w:r>
@@ -296,7 +311,7 @@
     <w:p>
       <w:pPr>
         <w:pStyle w:val="JobTitle"/>
-        <w:spacing w:before="80"/>
+        <w:spacing w:before="40"/>
       </w:pPr>
       <w:r>
         <w:rPr>
@@ -316,7 +331,7 @@
     <w:p>
       <w:pPr>
         <w:pStyle w:val="RegularSmall"/>
-        <w:spacing w:after="40"/>
+        <w:spacing w:after="20"/>
         <w:ind w:left="187"/>
       </w:pPr>
       <w:r>
@@ -326,7 +341,7 @@
     <w:p>
       <w:pPr>
         <w:pStyle w:val="JobTitle"/>
-        <w:spacing w:before="80"/>
+        <w:spacing w:before="40"/>
       </w:pPr>
       <w:r>
         <w:rPr>
@@ -346,7 +361,7 @@
     <w:p>
       <w:pPr>
         <w:pStyle w:val="RegularSmall"/>
-        <w:spacing w:after="40"/>
+        <w:spacing w:after="20"/>
         <w:ind w:left="187"/>
       </w:pPr>
       <w:r>
@@ -356,7 +371,7 @@
     <w:p>
       <w:pPr>
         <w:pStyle w:val="JobTitle"/>
-        <w:spacing w:before="80"/>
+        <w:spacing w:before="40"/>
       </w:pPr>
       <w:r>
         <w:rPr>
@@ -376,11 +391,38 @@
     <w:p>
       <w:pPr>
         <w:pStyle w:val="RegularSmall"/>
-        <w:spacing w:after="40"/>
+        <w:spacing w:after="20"/>
         <w:ind w:left="187"/>
       </w:pPr>
       <w:r>
         <w:t>Explored an offline-first study companion for organizing learning materials, notes, and academic tasks, including early-stage local AI functionality.</w:t>
+      </w:r>
+    </w:p>
+    <w:p>
+      <w:pPr>
+        <w:pStyle w:val="JobTitle"/>
+        <w:spacing w:before="40"/>
+      </w:pPr>
+      <w:r>
+        <w:rPr>
+          <w:b/>
+        </w:rPr>
+        <w:t>PUPulot — PUP Lost &amp; Found Application</w:t>
+      </w:r>
+      <w:r>
+        <w:rPr>
+          <w:b w:val="0"/>
+        </w:rPr>
+        <w:t xml:space="preserve">  |  Collaborative Figma UI/UX Prototype</w:t>
+      </w:r>
+    </w:p>
+    <w:p>
+      <w:pPr>
+        <w:pStyle w:val="RegularSmall"/>
+        <w:spacing w:after="20"/>
+      </w:pPr>
+      <w:r>
+        <w:t>Collaborated on interface design and interactive prototyping for a campus lost-and-found concept, including screen layouts, user navigation, and visual design in Figma.</w:t>
       </w:r>
     </w:p>
     <w:p>
@@ -435,15 +477,58 @@
     </w:p>
     <w:p>
       <w:pPr>
+        <w:spacing w:after="20"/>
+      </w:pPr>
+      <w:r>
+        <w:rPr>
+          <w:b/>
+        </w:rPr>
+        <w:t xml:space="preserve">Class Representative — BSIT 3-2 (Web Development):  </w:t>
+      </w:r>
+      <w:r>
+        <w:rPr>
+          <w:b w:val="0"/>
+        </w:rPr>
+        <w:t>Coordinated announcements, deadlines, learning arrangements, and communication between instructor and classmates.</w:t>
+      </w:r>
+    </w:p>
+    <w:p>
+      <w:pPr>
+        <w:spacing w:after="20"/>
+      </w:pPr>
+      <w:r>
+        <w:rPr>
+          <w:b/>
+        </w:rPr>
+        <w:t xml:space="preserve">Badminton Team Captain — CCIS:  </w:t>
+      </w:r>
+      <w:r>
+        <w:rPr>
+          <w:b w:val="0"/>
+        </w:rPr>
+        <w:t>Supported teamwork, coordination, and communication among teammates.</w:t>
+      </w:r>
+    </w:p>
+    <w:p>
+      <w:pPr>
         <w:spacing w:after="0"/>
       </w:pPr>
       <w:r>
-        <w:t>Class representative for Web Development (BSIT 3-2), coordinating class updates and communicating with the instructor. Skills include teamwork, communication, organization, adaptability, time management, and problem-solving.</w:t>
+        <w:rPr>
+          <w:b/>
+        </w:rPr>
+        <w:t xml:space="preserve">Strengths:  </w:t>
+      </w:r>
+      <w:r>
+        <w:rPr>
+          <w:b w:val="0"/>
+        </w:rPr>
+        <w:t>Leadership, collaboration, organization, adaptability, time management, problem-solving, and creativity.</w:t>
       </w:r>
     </w:p>
     <w:sectPr>
       <w:pgSz w:w="11909" w:h="16834"/>
-      <w:pgMar w:top="893" w:right="1051" w:bottom="850" w:left="1051" w:header="331" w:footer="317" w:gutter="0"/>
+      <w:pgMar w:top="792" w:right="1051" w:bottom="706" w:left="1051" w:header="331" w:footer="317" w:gutter="0"/>
       <w:cols w:space="720"/>
       <w:docGrid w:linePitch="360"/>
     </w:sectPr>
@@ -815,7 +900,7 @@
     <w:qFormat/>
     <w:rsid w:val="00FC693F"/>
     <w:pPr>
-      <w:spacing w:after="0" w:line="269" w:lineRule="auto"/>
+      <w:spacing w:after="0" w:line="258" w:lineRule="auto"/>
     </w:pPr>
     <w:rPr>
       <w:rFonts w:ascii="Aptos" w:hAnsi="Aptos"/>
@@ -12509,7 +12594,7 @@
     <w:name w:val="SectionHeader"/>
     <w:basedOn w:val="Normal"/>
     <w:pPr>
-      <w:spacing w:before="220" w:after="100"/>
+      <w:spacing w:before="120" w:after="60"/>
     </w:pPr>
     <w:rPr>
       <w:rFonts w:ascii="Aptos" w:hAnsi="Aptos"/>
@@ -12522,7 +12607,7 @@
     <w:name w:val="JobTitle"/>
     <w:basedOn w:val="Normal"/>
     <w:pPr>
-      <w:spacing w:before="0" w:after="0"/>
+      <w:spacing w:before="0" w:after="0" w:line="250" w:lineRule="auto"/>
     </w:pPr>
     <w:rPr>
       <w:rFonts w:ascii="Aptos" w:hAnsi="Aptos"/>
@@ -12535,7 +12620,7 @@
     <w:name w:val="RegularSmall"/>
     <w:basedOn w:val="Normal"/>
     <w:pPr>
-      <w:spacing w:before="0" w:after="0"/>
+      <w:spacing w:before="0" w:after="0" w:line="250" w:lineRule="auto"/>
     </w:pPr>
     <w:rPr>
       <w:rFonts w:ascii="Aptos" w:hAnsi="Aptos"/>

--- a/resume/Kristine-Joy-Torres-Resume.docx
+++ b/resume/Kristine-Joy-Torres-Resume.docx
@@ -2,96 +2,179 @@
 <file path=word/document.xml><?xml version="1.0" encoding="utf-8"?>
 <w:document xmlns:wpc="http://schemas.microsoft.com/office/word/2010/wordprocessingCanvas" xmlns:mo="http://schemas.microsoft.com/office/mac/office/2008/main" xmlns:mc="http://schemas.openxmlformats.org/markup-compatibility/2006" xmlns:mv="urn:schemas-microsoft-com:mac:vml" xmlns:o="urn:schemas-microsoft-com:office:office" xmlns:r="http://schemas.openxmlformats.org/officeDocument/2006/relationships" xmlns:m="http://schemas.openxmlformats.org/officeDocument/2006/math" xmlns:v="urn:schemas-microsoft-com:vml" xmlns:wp14="http://schemas.microsoft.com/office/word/2010/wordprocessingDrawing" xmlns:wp="http://schemas.openxmlformats.org/drawingml/2006/wordprocessingDrawing" xmlns:w10="urn:schemas-microsoft-com:office:word" xmlns:w="http://schemas.openxmlformats.org/wordprocessingml/2006/main" xmlns:w14="http://schemas.microsoft.com/office/word/2010/wordml" xmlns:wpg="http://schemas.microsoft.com/office/word/2010/wordprocessingGroup" xmlns:wpi="http://schemas.microsoft.com/office/word/2010/wordprocessingInk" xmlns:wne="http://schemas.microsoft.com/office/word/2006/wordml" xmlns:wps="http://schemas.microsoft.com/office/word/2010/wordprocessingShape" mc:Ignorable="w14 wp14">
   <w:body>
-    <w:p>
-      <w:pPr>
-        <w:spacing w:after="0"/>
+    <w:tbl>
+      <w:tblPr>
+        <w:tblW w:type="auto" w:w="0"/>
         <w:jc w:val="center"/>
-      </w:pPr>
-      <w:r>
-        <w:rPr>
-          <w:rFonts w:ascii="Aptos Display" w:hAnsi="Aptos Display"/>
-          <w:b/>
-          <w:color w:val="1F333B"/>
-          <w:sz w:val="40"/>
-        </w:rPr>
-        <w:t>KRISTINE JOY TORRES</w:t>
-      </w:r>
-    </w:p>
-    <w:p>
-      <w:pPr>
-        <w:spacing w:after="120"/>
-        <w:jc w:val="center"/>
-      </w:pPr>
-      <w:r>
-        <w:rPr>
-          <w:b/>
-          <w:color w:val="095B5D"/>
-          <w:sz w:val="16"/>
-        </w:rPr>
-        <w:t>INFORMATION TECHNOLOGY STUDENT  •  SOFTWARE, NETWORKING &amp; CREATIVE TECHNOLOGY</w:t>
-      </w:r>
-    </w:p>
-    <w:p>
-      <w:pPr>
-        <w:spacing w:after="60"/>
-        <w:jc w:val="center"/>
-      </w:pPr>
-      <w:r>
-        <w:rPr>
-          <w:color w:val="4C5D62"/>
-          <w:sz w:val="17"/>
-        </w:rPr>
-        <w:t xml:space="preserve">Philippines  |  0948 785 5320  |  </w:t>
-      </w:r>
-      <w:hyperlink r:id="rId9">
-        <w:r>
-          <w:rPr>
-            <w:color w:val="095B5D"/>
-            <w:u w:val="none"/>
-            <w:sz w:val="17"/>
-          </w:rPr>
-          <w:t>kristinetorres513@gmail.com</w:t>
-        </w:r>
-      </w:hyperlink>
-    </w:p>
-    <w:p>
-      <w:pPr>
-        <w:spacing w:after="180"/>
-        <w:jc w:val="center"/>
-      </w:pPr>
-      <w:hyperlink r:id="rId10">
-        <w:r>
-          <w:rPr>
-            <w:color w:val="095B5D"/>
-            <w:u w:val="none"/>
-            <w:sz w:val="17"/>
-          </w:rPr>
-          <w:t>github.com/kjg-tine</w:t>
-        </w:r>
-      </w:hyperlink>
-      <w:r>
-        <w:rPr>
-          <w:color w:val="4C5D62"/>
-        </w:rPr>
-        <w:t xml:space="preserve">   |   </w:t>
-      </w:r>
-      <w:hyperlink r:id="rId11">
-        <w:r>
-          <w:rPr>
-            <w:color w:val="095B5D"/>
-            <w:u w:val="none"/>
-            <w:sz w:val="17"/>
-          </w:rPr>
-          <w:t>linkedin.com/in/kristine-torres-110861443</w:t>
-        </w:r>
-      </w:hyperlink>
-    </w:p>
+        <w:tblLayout w:type="fixed"/>
+        <w:tblLook w:firstColumn="1" w:firstRow="1" w:lastColumn="0" w:lastRow="0" w:noHBand="0" w:noVBand="1" w:val="04A0"/>
+      </w:tblPr>
+      <w:tblGrid>
+        <w:gridCol w:w="8093"/>
+        <w:gridCol w:w="1613"/>
+      </w:tblGrid>
+      <w:tr>
+        <w:tc>
+          <w:tcPr>
+            <w:tcW w:type="dxa" w:w="8093"/>
+            <w:vAlign w:val="center"/>
+            <w:tcMar>
+              <w:top w:w="0" w:type="dxa"/>
+              <w:left w:w="0" w:type="dxa"/>
+              <w:bottom w:w="0" w:type="dxa"/>
+              <w:right w:w="0" w:type="dxa"/>
+            </w:tcMar>
+          </w:tcPr>
+          <w:p>
+            <w:pPr>
+              <w:spacing w:after="40" w:before="0"/>
+              <w:ind w:left="0" w:right="0"/>
+              <w:jc w:val="left"/>
+            </w:pPr>
+            <w:r>
+              <w:rPr>
+                <w:rFonts w:ascii="Aptos Display" w:hAnsi="Aptos Display"/>
+                <w:b/>
+                <w:color w:val="1F333B"/>
+                <w:sz w:val="38"/>
+              </w:rPr>
+              <w:t>KRISTINE JOY TORRES</w:t>
+            </w:r>
+          </w:p>
+          <w:p>
+            <w:pPr>
+              <w:spacing w:after="120" w:before="0"/>
+              <w:ind w:left="0" w:right="0"/>
+              <w:jc w:val="left"/>
+            </w:pPr>
+            <w:r>
+              <w:rPr>
+                <w:b/>
+                <w:color w:val="095B5D"/>
+                <w:sz w:val="14"/>
+              </w:rPr>
+              <w:t>INFORMATION TECHNOLOGY STUDENT  •  SOFTWARE, NETWORKING &amp; CREATIVE TECHNOLOGY</w:t>
+            </w:r>
+          </w:p>
+          <w:p>
+            <w:pPr>
+              <w:spacing w:after="40" w:before="0"/>
+              <w:ind w:left="0" w:right="0"/>
+              <w:jc w:val="left"/>
+            </w:pPr>
+            <w:r>
+              <w:rPr>
+                <w:color w:val="4C5D62"/>
+                <w:sz w:val="17"/>
+              </w:rPr>
+              <w:t xml:space="preserve">Philippines  |  0948 785 5320  |  </w:t>
+            </w:r>
+            <w:hyperlink r:id="rId9">
+              <w:r>
+                <w:rPr>
+                  <w:color w:val="095B5D"/>
+                  <w:u w:val="none"/>
+                  <w:sz w:val="17"/>
+                </w:rPr>
+                <w:t>kristinetorres513@gmail.com</w:t>
+              </w:r>
+            </w:hyperlink>
+          </w:p>
+          <w:p>
+            <w:pPr>
+              <w:spacing w:after="40" w:before="0"/>
+              <w:ind w:left="0" w:right="0"/>
+              <w:jc w:val="left"/>
+            </w:pPr>
+            <w:hyperlink r:id="rId10">
+              <w:r>
+                <w:rPr>
+                  <w:color w:val="095B5D"/>
+                  <w:u w:val="none"/>
+                  <w:sz w:val="17"/>
+                </w:rPr>
+                <w:t>github.com/kjg-tine</w:t>
+              </w:r>
+            </w:hyperlink>
+            <w:r>
+              <w:rPr>
+                <w:color w:val="4C5D62"/>
+              </w:rPr>
+              <w:t xml:space="preserve">   |   </w:t>
+            </w:r>
+            <w:hyperlink r:id="rId11">
+              <w:r>
+                <w:rPr>
+                  <w:color w:val="095B5D"/>
+                  <w:u w:val="none"/>
+                  <w:sz w:val="17"/>
+                </w:rPr>
+                <w:t>linkedin.com/in/kristine-torres-110861443</w:t>
+              </w:r>
+            </w:hyperlink>
+          </w:p>
+        </w:tc>
+        <w:tc>
+          <w:tcPr>
+            <w:tcW w:type="dxa" w:w="1613"/>
+            <w:vAlign w:val="center"/>
+            <w:tcMar>
+              <w:top w:w="0" w:type="dxa"/>
+              <w:left w:w="0" w:type="dxa"/>
+              <w:bottom w:w="0" w:type="dxa"/>
+              <w:right w:w="0" w:type="dxa"/>
+            </w:tcMar>
+          </w:tcPr>
+          <w:p>
+            <w:pPr>
+              <w:spacing w:after="0"/>
+              <w:jc w:val="right"/>
+            </w:pPr>
+            <w:r>
+              <w:drawing>
+                <wp:inline xmlns:a="http://schemas.openxmlformats.org/drawingml/2006/main" xmlns:pic="http://schemas.openxmlformats.org/drawingml/2006/picture">
+                  <wp:extent cx="1024128" cy="1024128"/>
+                  <wp:docPr id="1" name="Picture 1"/>
+                  <wp:cNvGraphicFramePr>
+                    <a:graphicFrameLocks noChangeAspect="1"/>
+                  </wp:cNvGraphicFramePr>
+                  <a:graphic>
+                    <a:graphicData uri="http://schemas.openxmlformats.org/drawingml/2006/picture">
+                      <pic:pic>
+                        <pic:nvPicPr>
+                          <pic:cNvPr id="0" name="formal.jpg"/>
+                          <pic:cNvPicPr/>
+                        </pic:nvPicPr>
+                        <pic:blipFill>
+                          <a:blip r:embed="rId12"/>
+                          <a:stretch>
+                            <a:fillRect/>
+                          </a:stretch>
+                        </pic:blipFill>
+                        <pic:spPr>
+                          <a:xfrm>
+                            <a:off x="0" y="0"/>
+                            <a:ext cx="1024128" cy="1024128"/>
+                          </a:xfrm>
+                          <a:prstGeom prst="rect"/>
+                        </pic:spPr>
+                      </pic:pic>
+                    </a:graphicData>
+                  </a:graphic>
+                </wp:inline>
+              </w:drawing>
+            </w:r>
+          </w:p>
+        </w:tc>
+      </w:tr>
+    </w:tbl>
     <w:p>
       <w:pPr>
         <w:pStyle w:val="SectionHeader"/>
         <w:pBdr>
           <w:bottom w:val="single" w:sz="5" w:color="D9E4E4" w:space="4"/>
         </w:pBdr>
+        <w:spacing w:before="140"/>
       </w:pPr>
       <w:r>
         <w:t>PROFESSIONAL PROFILE</w:t>
